--- a/Reactivos_por_Dimension/08_Abuso_de_Recursos.docx
+++ b/Reactivos_por_Dimension/08_Abuso_de_Recursos.docx
@@ -77,7 +77,7 @@
         <w:spacing w:after="150" w:before="300"/>
       </w:pPr>
       <w:r>
-        <w:t xml:space="preserve">Reactivos de la dimensión 8. Abuso de Recursos (4 reactivos)</w:t>
+        <w:t xml:space="preserve">Reactivos de la dimensión 8. Abuso de Recursos (10 reactivos)</w:t>
       </w:r>
     </w:p>
     <w:p>
@@ -86,7 +86,7 @@
         <w:spacing w:after="100" w:before="200"/>
       </w:pPr>
       <w:r>
-        <w:t xml:space="preserve">R029 — Normalización del uso personal de recursos organizacionales</w:t>
+        <w:t xml:space="preserve">R071 — Opinión/Actitud — indicador 1 (Uso de equipos o materiales organizacionales para asuntos personales.)</w:t>
       </w:r>
     </w:p>
     <w:p>
@@ -116,7 +116,7 @@
         <w:t xml:space="preserve">Indicador conductual (Fase 1): </w:t>
       </w:r>
       <w:r>
-        <w:t xml:space="preserve">Justificación del uso indebido como "algo que todos hacen".</w:t>
+        <w:t xml:space="preserve">Uso de equipos o materiales organizacionales para asuntos personales.</w:t>
       </w:r>
     </w:p>
     <w:p>
@@ -131,7 +131,7 @@
         <w:t xml:space="preserve">Pregunta completa (variante base): </w:t>
       </w:r>
       <w:r>
-        <w:t xml:space="preserve">¿Qué tan de acuerdo estás con la siguiente idea: 'Usar los equipos, materiales o el tiempo del trabajo para asuntos personales, dentro de límites razonables, no debería considerarse un problema'?</w:t>
+        <w:t xml:space="preserve">¿Qué tan de acuerdo estás con la siguiente idea: "Usar los equipos, materiales o el tiempo del trabajo para asuntos personales, dentro de límites razonables, no debería considerarse un problema"?</w:t>
       </w:r>
     </w:p>
     <w:p>
@@ -152,34 +152,43 @@
         <w:ind w:left="200"/>
       </w:pPr>
       <w:r>
-        <w:t xml:space="preserve">Variante 1 (base): ¿Qué tan de acuerdo estás con la siguiente idea: 'Usar los equipos, materiales o el tiempo del trabajo para asuntos personales, dentro de límites razonables, no debería considerarse un problema'?</w:t>
-      </w:r>
-    </w:p>
-    <w:p>
-      <w:pPr>
-        <w:spacing w:after="60"/>
-        <w:ind w:left="200"/>
-      </w:pPr>
-      <w:r>
-        <w:t xml:space="preserve">Variante 2: Usar la impresora, el internet o el vehículo de la empresa para algo personal, dentro de límites razonables, no debería considerarse un problema.</w:t>
-      </w:r>
-    </w:p>
-    <w:p>
-      <w:pPr>
-        <w:spacing w:after="60"/>
-        <w:ind w:left="200"/>
-      </w:pPr>
-      <w:r>
-        <w:t xml:space="preserve">Variante 3: Usar el software o las licencias de la empresa para un proyecto personal fuera del trabajo no es realmente un abuso si no le cuesta nada extra a la empresa.</w:t>
-      </w:r>
-    </w:p>
-    <w:p>
-      <w:pPr>
-        <w:spacing w:after="60"/>
-        <w:ind w:left="200"/>
-      </w:pPr>
-      <w:r>
-        <w:t xml:space="preserve">Variante 4: Aprovechar los contactos o la red de la empresa para gestionar un asunto propio no debería verse como algo grave.</w:t>
+        <w:t xml:space="preserve">Variante 1 (base): ¿Qué tan de acuerdo estás con la siguiente idea: "Usar los equipos, materiales o el tiempo del trabajo para asuntos personales, dentro de límites razonables, no debería considerarse un problema"?</w:t>
+      </w:r>
+    </w:p>
+    <w:p>
+      <w:pPr>
+        <w:spacing w:after="60"/>
+        <w:ind w:left="200"/>
+      </w:pPr>
+      <w:r>
+        <w:t xml:space="preserve">Variante 2: En términos generales, ¿qué tan de acuerdo o en desacuerdo estás con esta afirmación: "Usar los equipos, materiales o el tiempo del trabajo para asuntos personales, dentro de límites razonables, no debería considerarse un problema"?</w:t>
+      </w:r>
+    </w:p>
+    <w:p>
+      <w:pPr>
+        <w:spacing w:after="60"/>
+        <w:ind w:left="200"/>
+      </w:pPr>
+      <w:r>
+        <w:t xml:space="preserve">Variante 3: Lee la siguiente frase e indica tu nivel de acuerdo: "Usar los equipos, materiales o el tiempo del trabajo para asuntos personales, dentro de límites razonables, no debería considerarse un problema".</w:t>
+      </w:r>
+    </w:p>
+    <w:p>
+      <w:pPr>
+        <w:spacing w:after="60"/>
+        <w:ind w:left="200"/>
+      </w:pPr>
+      <w:r>
+        <w:t xml:space="preserve">Variante 4: ¿Hasta qué punto compartes esta forma de pensar: "Usar los equipos, materiales o el tiempo del trabajo para asuntos personales, dentro de límites razonables, no debería considerarse un problema"?</w:t>
+      </w:r>
+    </w:p>
+    <w:p>
+      <w:pPr>
+        <w:spacing w:after="60"/>
+        <w:ind w:left="200"/>
+      </w:pPr>
+      <w:r>
+        <w:t xml:space="preserve">Variante 5: Marca qué tan de acuerdo estás con la siguiente idea: "Usar los equipos, materiales o el tiempo del trabajo para asuntos personales, dentro de límites razonables, no debería considerarse un problema".</w:t>
       </w:r>
     </w:p>
     <w:p>
@@ -254,7 +263,7 @@
         <w:t xml:space="preserve">Reactivos de contraste (par espejo): </w:t>
       </w:r>
       <w:r>
-        <w:t xml:space="preserve">R030 (par espejo de la dimensión)</w:t>
+        <w:t xml:space="preserve">R072 (par espejo 1 de la dimensión)</w:t>
       </w:r>
     </w:p>
     <w:p>
@@ -268,7 +277,7 @@
         <w:spacing w:after="100" w:before="200"/>
       </w:pPr>
       <w:r>
-        <w:t xml:space="preserve">R030 — Involucramiento pasado en uso indebido de recursos</w:t>
+        <w:t xml:space="preserve">R072 — Intención futura — indicador 1 (Uso de equipos o materiales organizacionales para asuntos personales.)</w:t>
       </w:r>
     </w:p>
     <w:p>
@@ -283,7 +292,7 @@
         <w:t xml:space="preserve">Tipo de reactivo: </w:t>
       </w:r>
       <w:r>
-        <w:t xml:space="preserve">3-Involucramiento pasado</w:t>
+        <w:t xml:space="preserve">6-Intención futura</w:t>
       </w:r>
     </w:p>
     <w:p>
@@ -313,7 +322,7 @@
         <w:t xml:space="preserve">Pregunta completa (variante base): </w:t>
       </w:r>
       <w:r>
-        <w:t xml:space="preserve">En una semana laboral típica, ¿cuántas veces usaste equipos, materiales o el tiempo pagado por tu trabajo para resolver asuntos personales no relacionados con tus funciones?</w:t>
+        <w:t xml:space="preserve">Si tuvieras acceso sin supervisión a los recursos de tu organización (vehículos, insumos, equipos), ¿qué tan de acuerdo estás con que los usarías únicamente para fines relacionados con tu trabajo?</w:t>
       </w:r>
     </w:p>
     <w:p>
@@ -334,34 +343,43 @@
         <w:ind w:left="200"/>
       </w:pPr>
       <w:r>
-        <w:t xml:space="preserve">Variante 1 (base): En una semana laboral típica, ¿cuántas veces usaste equipos, materiales o el tiempo pagado por tu trabajo para resolver asuntos personales no relacionados con tus funciones?</w:t>
-      </w:r>
-    </w:p>
-    <w:p>
-      <w:pPr>
-        <w:spacing w:after="60"/>
-        <w:ind w:left="200"/>
-      </w:pPr>
-      <w:r>
-        <w:t xml:space="preserve">Variante 2: En una semana laboral típica, ¿cuántas veces usaste el internet, el teléfono o el vehículo de la empresa para resolver un asunto personal no relacionado con tu trabajo?</w:t>
-      </w:r>
-    </w:p>
-    <w:p>
-      <w:pPr>
-        <w:spacing w:after="60"/>
-        <w:ind w:left="200"/>
-      </w:pPr>
-      <w:r>
-        <w:t xml:space="preserve">Variante 3: En una semana laboral típica, ¿cuántas veces usaste software, licencias o equipo de la empresa para un proyecto o negocio personal?</w:t>
-      </w:r>
-    </w:p>
-    <w:p>
-      <w:pPr>
-        <w:spacing w:after="60"/>
-        <w:ind w:left="200"/>
-      </w:pPr>
-      <w:r>
-        <w:t xml:space="preserve">Variante 4: En una semana laboral típica, ¿cuántas veces usaste tu horario pagado para gestionar trámites o pendientes personales que no tenían nada que ver con tu trabajo?</w:t>
+        <w:t xml:space="preserve">Variante 1 (base): Si tuvieras acceso sin supervisión a los recursos de tu organización (vehículos, insumos, equipos), ¿qué tan de acuerdo estás con que los usarías únicamente para fines relacionados con tu trabajo?</w:t>
+      </w:r>
+    </w:p>
+    <w:p>
+      <w:pPr>
+        <w:spacing w:after="60"/>
+        <w:ind w:left="200"/>
+      </w:pPr>
+      <w:r>
+        <w:t xml:space="preserve">Variante 2: Imagina que tuvieras acceso sin supervisión a los recursos de tu organización (vehículos, insumos, equipos). ¿Qué tan de acuerdo estás con que los usarías únicamente para fines relacionados con tu trabajo?</w:t>
+      </w:r>
+    </w:p>
+    <w:p>
+      <w:pPr>
+        <w:spacing w:after="60"/>
+        <w:ind w:left="200"/>
+      </w:pPr>
+      <w:r>
+        <w:t xml:space="preserve">Variante 3: Ante esta situación: tuvieras acceso sin supervisión a los recursos de tu organización (vehículos, insumos, equipos), ¿qué tan de acuerdo estás con que los usarías únicamente para fines relacionados con tu trabajo?</w:t>
+      </w:r>
+    </w:p>
+    <w:p>
+      <w:pPr>
+        <w:spacing w:after="60"/>
+        <w:ind w:left="200"/>
+      </w:pPr>
+      <w:r>
+        <w:t xml:space="preserve">Variante 4: Supón que tuvieras acceso sin supervisión a los recursos de tu organización (vehículos, insumos, equipos). ¿Qué tan de acuerdo estás en que los usarías únicamente para fines relacionados con tu trabajo?</w:t>
+      </w:r>
+    </w:p>
+    <w:p>
+      <w:pPr>
+        <w:spacing w:after="60"/>
+        <w:ind w:left="200"/>
+      </w:pPr>
+      <w:r>
+        <w:t xml:space="preserve">Variante 5: Tuvieras acceso sin supervisión a los recursos de tu organización (vehículos, insumos, equipos). ¿Qué tan de acuerdo estás con que los usarías únicamente para fines relacionados con tu trabajo?</w:t>
       </w:r>
     </w:p>
     <w:p>
@@ -376,7 +394,7 @@
         <w:t xml:space="preserve">Opciones de respuesta y valor de cada una: </w:t>
       </w:r>
       <w:r>
-        <w:t xml:space="preserve">Ninguna vez (0) / Una vez (1) / Pocas veces (2) / Varias veces (3) / Muchas veces o de forma habitual (4)</w:t>
+        <w:t xml:space="preserve">Totalmente en desacuerdo (0) / En desacuerdo (1) / Algo de acuerdo (2) / De acuerdo (3) / Totalmente de acuerdo (4)</w:t>
       </w:r>
     </w:p>
     <w:p>
@@ -391,7 +409,7 @@
         <w:t xml:space="preserve">Dirección: </w:t>
       </w:r>
       <w:r>
-        <w:t xml:space="preserve">Directo</w:t>
+        <w:t xml:space="preserve">Inverso</w:t>
       </w:r>
     </w:p>
     <w:p>
@@ -406,7 +424,7 @@
         <w:t xml:space="preserve">Respuesta de menor riesgo: </w:t>
       </w:r>
       <w:r>
-        <w:t xml:space="preserve">Ninguna vez (valor 0)</w:t>
+        <w:t xml:space="preserve">Totalmente de acuerdo (valor 4)</w:t>
       </w:r>
     </w:p>
     <w:p>
@@ -421,7 +439,7 @@
         <w:t xml:space="preserve">Valor psicométrico (cómo se transforma la respuesta cruda): </w:t>
       </w:r>
       <w:r>
-        <w:t xml:space="preserve">Escala 0-4 según el orden de las opciones listado arriba; reactivo directo, sin inversión.</w:t>
+        <w:t xml:space="preserve">Escala 0-4 según el orden de las opciones listado arriba; reactivo inverso: el valor de reactivo se calcula como 4 menos la respuesta cruda.</w:t>
       </w:r>
     </w:p>
     <w:p>
@@ -436,7 +454,7 @@
         <w:t xml:space="preserve">Reactivos de contraste (par espejo): </w:t>
       </w:r>
       <w:r>
-        <w:t xml:space="preserve">R029 (par espejo de la dimensión)</w:t>
+        <w:t xml:space="preserve">R071 (par espejo 1 de la dimensión)</w:t>
       </w:r>
     </w:p>
     <w:p>
@@ -450,7 +468,7 @@
         <w:spacing w:after="100" w:before="200"/>
       </w:pPr>
       <w:r>
-        <w:t xml:space="preserve">R031 — Disposición a limitar el uso personal de recursos institucionales</w:t>
+        <w:t xml:space="preserve">R073 — Involucramiento pasado — indicador 2 (Uso del tiempo laboral para actividades ajenas a las funciones asignad…)</w:t>
       </w:r>
     </w:p>
     <w:p>
@@ -465,7 +483,7 @@
         <w:t xml:space="preserve">Tipo de reactivo: </w:t>
       </w:r>
       <w:r>
-        <w:t xml:space="preserve">6-Intención futura</w:t>
+        <w:t xml:space="preserve">3-Involucramiento pasado</w:t>
       </w:r>
     </w:p>
     <w:p>
@@ -480,7 +498,7 @@
         <w:t xml:space="preserve">Indicador conductual (Fase 1): </w:t>
       </w:r>
       <w:r>
-        <w:t xml:space="preserve">Disposición a usar contactos o recursos institucionales para beneficio personal.</w:t>
+        <w:t xml:space="preserve">Uso del tiempo laboral para actividades ajenas a las funciones asignadas.</w:t>
       </w:r>
     </w:p>
     <w:p>
@@ -495,7 +513,7 @@
         <w:t xml:space="preserve">Pregunta completa (variante base): </w:t>
       </w:r>
       <w:r>
-        <w:t xml:space="preserve">Si tuvieras acceso sin supervisión a los recursos de tu organización (vehículos, insumos, contactos), ¿qué tan de acuerdo estás con que los usarías únicamente para fines relacionados con tu trabajo?</w:t>
+        <w:t xml:space="preserve">En tu último año de actividad laboral, ¿cuántas veces usaste el tiempo pagado por tu trabajo para resolver asuntos personales no relacionados con tus funciones?</w:t>
       </w:r>
     </w:p>
     <w:p>
@@ -516,34 +534,43 @@
         <w:ind w:left="200"/>
       </w:pPr>
       <w:r>
-        <w:t xml:space="preserve">Variante 1 (base): Si tuvieras acceso sin supervisión a los recursos de tu organización (vehículos, insumos, contactos), ¿qué tan de acuerdo estás con que los usarías únicamente para fines relacionados con tu trabajo?</w:t>
-      </w:r>
-    </w:p>
-    <w:p>
-      <w:pPr>
-        <w:spacing w:after="60"/>
-        <w:ind w:left="200"/>
-      </w:pPr>
-      <w:r>
-        <w:t xml:space="preserve">Variante 2: Si tuvieras acceso sin supervisión al vehículo o al equipo de la empresa un fin de semana, ¿qué tan de acuerdo estás con que lo usarías únicamente para fines de trabajo?</w:t>
-      </w:r>
-    </w:p>
-    <w:p>
-      <w:pPr>
-        <w:spacing w:after="60"/>
-        <w:ind w:left="200"/>
-      </w:pPr>
-      <w:r>
-        <w:t xml:space="preserve">Variante 3: Si pudieras usar una licencia o software de la empresa para un proyecto personal sin que nadie se enterara, ¿qué tan de acuerdo estás con que de todas formas no lo harías?</w:t>
-      </w:r>
-    </w:p>
-    <w:p>
-      <w:pPr>
-        <w:spacing w:after="60"/>
-        <w:ind w:left="200"/>
-      </w:pPr>
-      <w:r>
-        <w:t xml:space="preserve">Variante 4: Si tuvieras tiempo libre no supervisado en tu jornada, ¿qué tan de acuerdo estás con que lo usarías en tareas de trabajo y no en asuntos personales?</w:t>
+        <w:t xml:space="preserve">Variante 1 (base): En tu último año de actividad laboral, ¿cuántas veces usaste el tiempo pagado por tu trabajo para resolver asuntos personales no relacionados con tus funciones?</w:t>
+      </w:r>
+    </w:p>
+    <w:p>
+      <w:pPr>
+        <w:spacing w:after="60"/>
+        <w:ind w:left="200"/>
+      </w:pPr>
+      <w:r>
+        <w:t xml:space="preserve">Variante 2: Pensando en los últimos 12 meses, ¿cuántas veces usaste el tiempo pagado por tu trabajo para resolver asuntos personales no relacionados con tus funciones?</w:t>
+      </w:r>
+    </w:p>
+    <w:p>
+      <w:pPr>
+        <w:spacing w:after="60"/>
+        <w:ind w:left="200"/>
+      </w:pPr>
+      <w:r>
+        <w:t xml:space="preserve">Variante 3: ¿Con qué frecuencia, en tu historial reciente, usaste el tiempo pagado por tu trabajo para resolver asuntos personales no relacionados con tus funciones?</w:t>
+      </w:r>
+    </w:p>
+    <w:p>
+      <w:pPr>
+        <w:spacing w:after="60"/>
+        <w:ind w:left="200"/>
+      </w:pPr>
+      <w:r>
+        <w:t xml:space="preserve">Variante 4: En el último año, ¿cuántas veces te ha ocurrido que usaste el tiempo pagado por tu trabajo para resolver asuntos personales no relacionados con tus funciones?</w:t>
+      </w:r>
+    </w:p>
+    <w:p>
+      <w:pPr>
+        <w:spacing w:after="60"/>
+        <w:ind w:left="200"/>
+      </w:pPr>
+      <w:r>
+        <w:t xml:space="preserve">Variante 5: Durante el último año, ¿cuántas veces usaste el tiempo pagado por tu trabajo para resolver asuntos personales no relacionados con tus funciones?</w:t>
       </w:r>
     </w:p>
     <w:p>
@@ -558,7 +585,7 @@
         <w:t xml:space="preserve">Opciones de respuesta y valor de cada una: </w:t>
       </w:r>
       <w:r>
-        <w:t xml:space="preserve">Totalmente en desacuerdo (0) / En desacuerdo (1) / Algo de acuerdo (2) / De acuerdo (3) / Totalmente de acuerdo (4)</w:t>
+        <w:t xml:space="preserve">Ninguna vez (0) / Una vez (1) / Pocas veces (2) / Varias veces (3) / Muchas veces o de forma habitual (4)</w:t>
       </w:r>
     </w:p>
     <w:p>
@@ -573,7 +600,7 @@
         <w:t xml:space="preserve">Dirección: </w:t>
       </w:r>
       <w:r>
-        <w:t xml:space="preserve">Inverso</w:t>
+        <w:t xml:space="preserve">Directo</w:t>
       </w:r>
     </w:p>
     <w:p>
@@ -588,7 +615,7 @@
         <w:t xml:space="preserve">Respuesta de menor riesgo: </w:t>
       </w:r>
       <w:r>
-        <w:t xml:space="preserve">Totalmente de acuerdo (valor 4)</w:t>
+        <w:t xml:space="preserve">Ninguna vez (valor 0)</w:t>
       </w:r>
     </w:p>
     <w:p>
@@ -603,7 +630,7 @@
         <w:t xml:space="preserve">Valor psicométrico (cómo se transforma la respuesta cruda): </w:t>
       </w:r>
       <w:r>
-        <w:t xml:space="preserve">Escala 0-4 según el orden de las opciones listado arriba; reactivo inverso: el valor de reactivo se calcula como 4 menos la respuesta cruda.</w:t>
+        <w:t xml:space="preserve">Escala 0-4 según el orden de las opciones listado arriba; reactivo directo, sin inversión.</w:t>
       </w:r>
     </w:p>
     <w:p>
@@ -618,7 +645,7 @@
         <w:t xml:space="preserve">Reactivos de contraste (par espejo): </w:t>
       </w:r>
       <w:r>
-        <w:t xml:space="preserve">Ninguno obligatorio (no forma parte del par espejo de la dimensión).</w:t>
+        <w:t xml:space="preserve">R074 (par espejo 2 de la dimensión)</w:t>
       </w:r>
     </w:p>
     <w:p>
@@ -632,7 +659,7 @@
         <w:spacing w:after="100" w:before="200"/>
       </w:pPr>
       <w:r>
-        <w:t xml:space="preserve">R032 — Escenario de uso de tiempo laboral para fines propios</w:t>
+        <w:t xml:space="preserve">R074 — Escenario/dilema — indicador 2 (Uso del tiempo laboral para actividades ajenas a las funciones asignad…)</w:t>
       </w:r>
     </w:p>
     <w:p>
@@ -707,25 +734,34 @@
         <w:ind w:left="200"/>
       </w:pPr>
       <w:r>
-        <w:t xml:space="preserve">Variante 2: Imagina que tienes varias horas libres en tu jornada laboral y un asunto personal urgente que resolver. ¿Qué tan probable es que uses ese tiempo pagado para resolverlo sin avisar a nadie?</w:t>
-      </w:r>
-    </w:p>
-    <w:p>
-      <w:pPr>
-        <w:spacing w:after="60"/>
-        <w:ind w:left="200"/>
-      </w:pPr>
-      <w:r>
-        <w:t xml:space="preserve">Variante 3: Imagina que necesitas imprimir o enviar algo grande para un proyecto personal y tienes acceso libre a los recursos de la empresa. ¿Qué tan probable es que lo hagas sin pedir permiso?</w:t>
-      </w:r>
-    </w:p>
-    <w:p>
-      <w:pPr>
-        <w:spacing w:after="60"/>
-        <w:ind w:left="200"/>
-      </w:pPr>
-      <w:r>
-        <w:t xml:space="preserve">Variante 4: Imagina que tienes acceso sin supervisión al vehículo de la empresa un fin de semana. ¿Qué tan probable es que lo uses para un mandado o viaje personal no relacionado con el trabajo?</w:t>
+        <w:t xml:space="preserve">Variante 2: Supón que tienes varias horas libres en tu jornada laboral y un asunto personal urgente que resolver. ¿Qué tan probable es que uses ese tiempo pagado para resolverlo sin avisar a nadie?</w:t>
+      </w:r>
+    </w:p>
+    <w:p>
+      <w:pPr>
+        <w:spacing w:after="60"/>
+        <w:ind w:left="200"/>
+      </w:pPr>
+      <w:r>
+        <w:t xml:space="preserve">Variante 3: Piensa en la siguiente situación: tienes varias horas libres en tu jornada laboral y un asunto personal urgente que resolver. ¿Qué tan probable es que uses ese tiempo pagado para resolverlo sin avisar a nadie?</w:t>
+      </w:r>
+    </w:p>
+    <w:p>
+      <w:pPr>
+        <w:spacing w:after="60"/>
+        <w:ind w:left="200"/>
+      </w:pPr>
+      <w:r>
+        <w:t xml:space="preserve">Variante 4: Si te encontraras en esta situación: tienes varias horas libres en tu jornada laboral y un asunto personal urgente que resolver, ¿qué tan probable es que uses ese tiempo pagado para resolverlo sin avisar a nadie?</w:t>
+      </w:r>
+    </w:p>
+    <w:p>
+      <w:pPr>
+        <w:spacing w:after="60"/>
+        <w:ind w:left="200"/>
+      </w:pPr>
+      <w:r>
+        <w:t xml:space="preserve">Variante 5: Tienes varias horas libres en tu jornada laboral y un asunto personal urgente que resolver. ¿Qué tan probable dirías que es que uses ese tiempo pagado para resolverlo sin avisar a nadie?</w:t>
       </w:r>
     </w:p>
     <w:p>
@@ -800,7 +836,1153 @@
         <w:t xml:space="preserve">Reactivos de contraste (par espejo): </w:t>
       </w:r>
       <w:r>
-        <w:t xml:space="preserve">Ninguno obligatorio (no forma parte del par espejo de la dimensión).</w:t>
+        <w:t xml:space="preserve">R073 (par espejo 2 de la dimensión)</w:t>
+      </w:r>
+    </w:p>
+    <w:p>
+      <w:pPr>
+        <w:spacing w:after="100"/>
+      </w:pPr>
+    </w:p>
+    <w:p>
+      <w:pPr>
+        <w:pStyle w:val="Heading3"/>
+        <w:spacing w:after="100" w:before="200"/>
+      </w:pPr>
+      <w:r>
+        <w:t xml:space="preserve">R075 — Percepción de terceros — indicador 3 (Justificación del uso indebido como "algo que todos hacen".)</w:t>
+      </w:r>
+    </w:p>
+    <w:p>
+      <w:pPr>
+        <w:spacing w:after="90"/>
+      </w:pPr>
+      <w:r>
+        <w:rPr>
+          <w:b/>
+          <w:bCs/>
+        </w:rPr>
+        <w:t xml:space="preserve">Tipo de reactivo: </w:t>
+      </w:r>
+      <w:r>
+        <w:t xml:space="preserve">2-Percepción de terceros</w:t>
+      </w:r>
+    </w:p>
+    <w:p>
+      <w:pPr>
+        <w:spacing w:after="90"/>
+      </w:pPr>
+      <w:r>
+        <w:rPr>
+          <w:b/>
+          <w:bCs/>
+        </w:rPr>
+        <w:t xml:space="preserve">Indicador conductual (Fase 1): </w:t>
+      </w:r>
+      <w:r>
+        <w:t xml:space="preserve">Justificación del uso indebido como "algo que todos hacen".</w:t>
+      </w:r>
+    </w:p>
+    <w:p>
+      <w:pPr>
+        <w:spacing w:after="90"/>
+      </w:pPr>
+      <w:r>
+        <w:rPr>
+          <w:b/>
+          <w:bCs/>
+        </w:rPr>
+        <w:t xml:space="preserve">Pregunta completa (variante base): </w:t>
+      </w:r>
+      <w:r>
+        <w:t xml:space="preserve">En tu experiencia, ¿qué tan frecuente dirías que es que las personas de tu entorno laboral usen recursos o tiempo del trabajo para asuntos personales porque sienten que todos lo hacen?</w:t>
+      </w:r>
+    </w:p>
+    <w:p>
+      <w:pPr>
+        <w:spacing w:after="60"/>
+      </w:pPr>
+      <w:r>
+        <w:rPr>
+          <w:b/>
+          <w:bCs/>
+        </w:rPr>
+        <w:t xml:space="preserve">Variantes de redacción (se muestra 1 al azar por aplicación):</w:t>
+      </w:r>
+    </w:p>
+    <w:p>
+      <w:pPr>
+        <w:spacing w:after="60"/>
+        <w:ind w:left="200"/>
+      </w:pPr>
+      <w:r>
+        <w:t xml:space="preserve">Variante 1 (base): En tu experiencia, ¿qué tan frecuente dirías que es que las personas de tu entorno laboral usen recursos o tiempo del trabajo para asuntos personales porque sienten que todos lo hacen?</w:t>
+      </w:r>
+    </w:p>
+    <w:p>
+      <w:pPr>
+        <w:spacing w:after="60"/>
+        <w:ind w:left="200"/>
+      </w:pPr>
+      <w:r>
+        <w:t xml:space="preserve">Variante 2: Pensando en las personas de tu entorno laboral, ¿con qué frecuencia dirías que ocurre que las personas de tu entorno laboral usen recursos o tiempo del trabajo para asuntos personales porque sienten que todos lo hacen?</w:t>
+      </w:r>
+    </w:p>
+    <w:p>
+      <w:pPr>
+        <w:spacing w:after="60"/>
+        <w:ind w:left="200"/>
+      </w:pPr>
+      <w:r>
+        <w:t xml:space="preserve">Variante 3: ¿Qué tan seguido dirías que observas que las personas de tu entorno laboral usen recursos o tiempo del trabajo para asuntos personales porque sienten que todos lo hacen?</w:t>
+      </w:r>
+    </w:p>
+    <w:p>
+      <w:pPr>
+        <w:spacing w:after="60"/>
+        <w:ind w:left="200"/>
+      </w:pPr>
+      <w:r>
+        <w:t xml:space="preserve">Variante 4: Según lo que has visto, ¿qué tan común dirías que es que las personas de tu entorno laboral usen recursos o tiempo del trabajo para asuntos personales porque sienten que todos lo hacen?</w:t>
+      </w:r>
+    </w:p>
+    <w:p>
+      <w:pPr>
+        <w:spacing w:after="60"/>
+        <w:ind w:left="200"/>
+      </w:pPr>
+      <w:r>
+        <w:t xml:space="preserve">Variante 5: En tu entorno, ¿qué tan frecuentemente dirías que sucede que las personas de tu entorno laboral usen recursos o tiempo del trabajo para asuntos personales porque sienten que todos lo hacen?</w:t>
+      </w:r>
+    </w:p>
+    <w:p>
+      <w:pPr>
+        <w:spacing w:after="90"/>
+      </w:pPr>
+      <w:r>
+        <w:rPr>
+          <w:b/>
+          <w:bCs/>
+        </w:rPr>
+        <w:t xml:space="preserve">Opciones de respuesta y valor de cada una: </w:t>
+      </w:r>
+      <w:r>
+        <w:t xml:space="preserve">Nunca o muy raro (0) / Ocasionalmente (1) / Con cierta frecuencia (2) / Muy frecuentemente (3)</w:t>
+      </w:r>
+    </w:p>
+    <w:p>
+      <w:pPr>
+        <w:spacing w:after="90"/>
+      </w:pPr>
+      <w:r>
+        <w:rPr>
+          <w:b/>
+          <w:bCs/>
+        </w:rPr>
+        <w:t xml:space="preserve">Dirección: </w:t>
+      </w:r>
+      <w:r>
+        <w:t xml:space="preserve">Directo</w:t>
+      </w:r>
+    </w:p>
+    <w:p>
+      <w:pPr>
+        <w:spacing w:after="90"/>
+      </w:pPr>
+      <w:r>
+        <w:rPr>
+          <w:b/>
+          <w:bCs/>
+        </w:rPr>
+        <w:t xml:space="preserve">Respuesta de menor riesgo: </w:t>
+      </w:r>
+      <w:r>
+        <w:t xml:space="preserve">Nunca o muy raro (valor 0)</w:t>
+      </w:r>
+    </w:p>
+    <w:p>
+      <w:pPr>
+        <w:spacing w:after="90"/>
+      </w:pPr>
+      <w:r>
+        <w:rPr>
+          <w:b/>
+          <w:bCs/>
+        </w:rPr>
+        <w:t xml:space="preserve">Valor psicométrico (cómo se transforma la respuesta cruda): </w:t>
+      </w:r>
+      <w:r>
+        <w:t xml:space="preserve">Escala 0-3 según el orden de las opciones listado arriba; reactivo directo, sin inversión.</w:t>
+      </w:r>
+    </w:p>
+    <w:p>
+      <w:pPr>
+        <w:spacing w:after="90"/>
+      </w:pPr>
+      <w:r>
+        <w:rPr>
+          <w:b/>
+          <w:bCs/>
+        </w:rPr>
+        <w:t xml:space="preserve">Reactivos de contraste (par espejo): </w:t>
+      </w:r>
+      <w:r>
+        <w:t xml:space="preserve">R076 (par espejo 3 de la dimensión)</w:t>
+      </w:r>
+    </w:p>
+    <w:p>
+      <w:pPr>
+        <w:spacing w:after="100"/>
+      </w:pPr>
+    </w:p>
+    <w:p>
+      <w:pPr>
+        <w:pStyle w:val="Heading3"/>
+        <w:spacing w:after="100" w:before="200"/>
+      </w:pPr>
+      <w:r>
+        <w:t xml:space="preserve">R076 — Opinión/Actitud — indicador 3 (Justificación del uso indebido como "algo que todos hacen".)</w:t>
+      </w:r>
+    </w:p>
+    <w:p>
+      <w:pPr>
+        <w:spacing w:after="90"/>
+      </w:pPr>
+      <w:r>
+        <w:rPr>
+          <w:b/>
+          <w:bCs/>
+        </w:rPr>
+        <w:t xml:space="preserve">Tipo de reactivo: </w:t>
+      </w:r>
+      <w:r>
+        <w:t xml:space="preserve">1-Opinión/Actitud</w:t>
+      </w:r>
+    </w:p>
+    <w:p>
+      <w:pPr>
+        <w:spacing w:after="90"/>
+      </w:pPr>
+      <w:r>
+        <w:rPr>
+          <w:b/>
+          <w:bCs/>
+        </w:rPr>
+        <w:t xml:space="preserve">Indicador conductual (Fase 1): </w:t>
+      </w:r>
+      <w:r>
+        <w:t xml:space="preserve">Justificación del uso indebido como "algo que todos hacen".</w:t>
+      </w:r>
+    </w:p>
+    <w:p>
+      <w:pPr>
+        <w:spacing w:after="90"/>
+      </w:pPr>
+      <w:r>
+        <w:rPr>
+          <w:b/>
+          <w:bCs/>
+        </w:rPr>
+        <w:t xml:space="preserve">Pregunta completa (variante base): </w:t>
+      </w:r>
+      <w:r>
+        <w:t xml:space="preserve">¿Qué tan de acuerdo estás con la siguiente idea: "Si en un lugar de trabajo todos usan un poco los recursos para asuntos personales, no tiene sentido ser el único que no lo hace"?</w:t>
+      </w:r>
+    </w:p>
+    <w:p>
+      <w:pPr>
+        <w:spacing w:after="60"/>
+      </w:pPr>
+      <w:r>
+        <w:rPr>
+          <w:b/>
+          <w:bCs/>
+        </w:rPr>
+        <w:t xml:space="preserve">Variantes de redacción (se muestra 1 al azar por aplicación):</w:t>
+      </w:r>
+    </w:p>
+    <w:p>
+      <w:pPr>
+        <w:spacing w:after="60"/>
+        <w:ind w:left="200"/>
+      </w:pPr>
+      <w:r>
+        <w:t xml:space="preserve">Variante 1 (base): ¿Qué tan de acuerdo estás con la siguiente idea: "Si en un lugar de trabajo todos usan un poco los recursos para asuntos personales, no tiene sentido ser el único que no lo hace"?</w:t>
+      </w:r>
+    </w:p>
+    <w:p>
+      <w:pPr>
+        <w:spacing w:after="60"/>
+        <w:ind w:left="200"/>
+      </w:pPr>
+      <w:r>
+        <w:t xml:space="preserve">Variante 2: En términos generales, ¿qué tan de acuerdo o en desacuerdo estás con esta afirmación: "Si en un lugar de trabajo todos usan un poco los recursos para asuntos personales, no tiene sentido ser el único que no lo hace"?</w:t>
+      </w:r>
+    </w:p>
+    <w:p>
+      <w:pPr>
+        <w:spacing w:after="60"/>
+        <w:ind w:left="200"/>
+      </w:pPr>
+      <w:r>
+        <w:t xml:space="preserve">Variante 3: Lee la siguiente frase e indica tu nivel de acuerdo: "Si en un lugar de trabajo todos usan un poco los recursos para asuntos personales, no tiene sentido ser el único que no lo hace".</w:t>
+      </w:r>
+    </w:p>
+    <w:p>
+      <w:pPr>
+        <w:spacing w:after="60"/>
+        <w:ind w:left="200"/>
+      </w:pPr>
+      <w:r>
+        <w:t xml:space="preserve">Variante 4: ¿Hasta qué punto compartes esta forma de pensar: "Si en un lugar de trabajo todos usan un poco los recursos para asuntos personales, no tiene sentido ser el único que no lo hace"?</w:t>
+      </w:r>
+    </w:p>
+    <w:p>
+      <w:pPr>
+        <w:spacing w:after="60"/>
+        <w:ind w:left="200"/>
+      </w:pPr>
+      <w:r>
+        <w:t xml:space="preserve">Variante 5: Marca qué tan de acuerdo estás con la siguiente idea: "Si en un lugar de trabajo todos usan un poco los recursos para asuntos personales, no tiene sentido ser el único que no lo hace".</w:t>
+      </w:r>
+    </w:p>
+    <w:p>
+      <w:pPr>
+        <w:spacing w:after="90"/>
+      </w:pPr>
+      <w:r>
+        <w:rPr>
+          <w:b/>
+          <w:bCs/>
+        </w:rPr>
+        <w:t xml:space="preserve">Opciones de respuesta y valor de cada una: </w:t>
+      </w:r>
+      <w:r>
+        <w:t xml:space="preserve">Totalmente en desacuerdo (0) / En desacuerdo (1) / Algo de acuerdo (2) / De acuerdo (3) / Totalmente de acuerdo (4)</w:t>
+      </w:r>
+    </w:p>
+    <w:p>
+      <w:pPr>
+        <w:spacing w:after="90"/>
+      </w:pPr>
+      <w:r>
+        <w:rPr>
+          <w:b/>
+          <w:bCs/>
+        </w:rPr>
+        <w:t xml:space="preserve">Dirección: </w:t>
+      </w:r>
+      <w:r>
+        <w:t xml:space="preserve">Directo</w:t>
+      </w:r>
+    </w:p>
+    <w:p>
+      <w:pPr>
+        <w:spacing w:after="90"/>
+      </w:pPr>
+      <w:r>
+        <w:rPr>
+          <w:b/>
+          <w:bCs/>
+        </w:rPr>
+        <w:t xml:space="preserve">Respuesta de menor riesgo: </w:t>
+      </w:r>
+      <w:r>
+        <w:t xml:space="preserve">Totalmente en desacuerdo (valor 0)</w:t>
+      </w:r>
+    </w:p>
+    <w:p>
+      <w:pPr>
+        <w:spacing w:after="90"/>
+      </w:pPr>
+      <w:r>
+        <w:rPr>
+          <w:b/>
+          <w:bCs/>
+        </w:rPr>
+        <w:t xml:space="preserve">Valor psicométrico (cómo se transforma la respuesta cruda): </w:t>
+      </w:r>
+      <w:r>
+        <w:t xml:space="preserve">Escala 0-4 según el orden de las opciones listado arriba; reactivo directo, sin inversión.</w:t>
+      </w:r>
+    </w:p>
+    <w:p>
+      <w:pPr>
+        <w:spacing w:after="90"/>
+      </w:pPr>
+      <w:r>
+        <w:rPr>
+          <w:b/>
+          <w:bCs/>
+        </w:rPr>
+        <w:t xml:space="preserve">Reactivos de contraste (par espejo): </w:t>
+      </w:r>
+      <w:r>
+        <w:t xml:space="preserve">R075 (par espejo 3 de la dimensión)</w:t>
+      </w:r>
+    </w:p>
+    <w:p>
+      <w:pPr>
+        <w:spacing w:after="100"/>
+      </w:pPr>
+    </w:p>
+    <w:p>
+      <w:pPr>
+        <w:pStyle w:val="Heading3"/>
+        <w:spacing w:after="100" w:before="200"/>
+      </w:pPr>
+      <w:r>
+        <w:t xml:space="preserve">R077 — Involucramiento pasado — indicador 4 (Disposición a usar contactos o recursos institucionales para beneficio…)</w:t>
+      </w:r>
+    </w:p>
+    <w:p>
+      <w:pPr>
+        <w:spacing w:after="90"/>
+      </w:pPr>
+      <w:r>
+        <w:rPr>
+          <w:b/>
+          <w:bCs/>
+        </w:rPr>
+        <w:t xml:space="preserve">Tipo de reactivo: </w:t>
+      </w:r>
+      <w:r>
+        <w:t xml:space="preserve">3-Involucramiento pasado</w:t>
+      </w:r>
+    </w:p>
+    <w:p>
+      <w:pPr>
+        <w:spacing w:after="90"/>
+      </w:pPr>
+      <w:r>
+        <w:rPr>
+          <w:b/>
+          <w:bCs/>
+        </w:rPr>
+        <w:t xml:space="preserve">Indicador conductual (Fase 1): </w:t>
+      </w:r>
+      <w:r>
+        <w:t xml:space="preserve">Disposición a usar contactos o recursos institucionales para beneficio personal.</w:t>
+      </w:r>
+    </w:p>
+    <w:p>
+      <w:pPr>
+        <w:spacing w:after="90"/>
+      </w:pPr>
+      <w:r>
+        <w:rPr>
+          <w:b/>
+          <w:bCs/>
+        </w:rPr>
+        <w:t xml:space="preserve">Pregunta completa (variante base): </w:t>
+      </w:r>
+      <w:r>
+        <w:t xml:space="preserve">En tu último año de actividad laboral, ¿cuántas veces usaste contactos o recursos de tu organización para resolver un asunto personal fuera de tus funciones?</w:t>
+      </w:r>
+    </w:p>
+    <w:p>
+      <w:pPr>
+        <w:spacing w:after="60"/>
+      </w:pPr>
+      <w:r>
+        <w:rPr>
+          <w:b/>
+          <w:bCs/>
+        </w:rPr>
+        <w:t xml:space="preserve">Variantes de redacción (se muestra 1 al azar por aplicación):</w:t>
+      </w:r>
+    </w:p>
+    <w:p>
+      <w:pPr>
+        <w:spacing w:after="60"/>
+        <w:ind w:left="200"/>
+      </w:pPr>
+      <w:r>
+        <w:t xml:space="preserve">Variante 1 (base): En tu último año de actividad laboral, ¿cuántas veces usaste contactos o recursos de tu organización para resolver un asunto personal fuera de tus funciones?</w:t>
+      </w:r>
+    </w:p>
+    <w:p>
+      <w:pPr>
+        <w:spacing w:after="60"/>
+        <w:ind w:left="200"/>
+      </w:pPr>
+      <w:r>
+        <w:t xml:space="preserve">Variante 2: Pensando en los últimos 12 meses, ¿cuántas veces usaste contactos o recursos de tu organización para resolver un asunto personal fuera de tus funciones?</w:t>
+      </w:r>
+    </w:p>
+    <w:p>
+      <w:pPr>
+        <w:spacing w:after="60"/>
+        <w:ind w:left="200"/>
+      </w:pPr>
+      <w:r>
+        <w:t xml:space="preserve">Variante 3: ¿Con qué frecuencia, en tu historial reciente, usaste contactos o recursos de tu organización para resolver un asunto personal fuera de tus funciones?</w:t>
+      </w:r>
+    </w:p>
+    <w:p>
+      <w:pPr>
+        <w:spacing w:after="60"/>
+        <w:ind w:left="200"/>
+      </w:pPr>
+      <w:r>
+        <w:t xml:space="preserve">Variante 4: En el último año, ¿cuántas veces te ha ocurrido que usaste contactos o recursos de tu organización para resolver un asunto personal fuera de tus funciones?</w:t>
+      </w:r>
+    </w:p>
+    <w:p>
+      <w:pPr>
+        <w:spacing w:after="60"/>
+        <w:ind w:left="200"/>
+      </w:pPr>
+      <w:r>
+        <w:t xml:space="preserve">Variante 5: Durante el último año, ¿cuántas veces usaste contactos o recursos de tu organización para resolver un asunto personal fuera de tus funciones?</w:t>
+      </w:r>
+    </w:p>
+    <w:p>
+      <w:pPr>
+        <w:spacing w:after="90"/>
+      </w:pPr>
+      <w:r>
+        <w:rPr>
+          <w:b/>
+          <w:bCs/>
+        </w:rPr>
+        <w:t xml:space="preserve">Opciones de respuesta y valor de cada una: </w:t>
+      </w:r>
+      <w:r>
+        <w:t xml:space="preserve">Ninguna vez (0) / Una vez (1) / Pocas veces (2) / Varias veces (3) / Muchas veces o de forma habitual (4)</w:t>
+      </w:r>
+    </w:p>
+    <w:p>
+      <w:pPr>
+        <w:spacing w:after="90"/>
+      </w:pPr>
+      <w:r>
+        <w:rPr>
+          <w:b/>
+          <w:bCs/>
+        </w:rPr>
+        <w:t xml:space="preserve">Dirección: </w:t>
+      </w:r>
+      <w:r>
+        <w:t xml:space="preserve">Directo</w:t>
+      </w:r>
+    </w:p>
+    <w:p>
+      <w:pPr>
+        <w:spacing w:after="90"/>
+      </w:pPr>
+      <w:r>
+        <w:rPr>
+          <w:b/>
+          <w:bCs/>
+        </w:rPr>
+        <w:t xml:space="preserve">Respuesta de menor riesgo: </w:t>
+      </w:r>
+      <w:r>
+        <w:t xml:space="preserve">Ninguna vez (valor 0)</w:t>
+      </w:r>
+    </w:p>
+    <w:p>
+      <w:pPr>
+        <w:spacing w:after="90"/>
+      </w:pPr>
+      <w:r>
+        <w:rPr>
+          <w:b/>
+          <w:bCs/>
+        </w:rPr>
+        <w:t xml:space="preserve">Valor psicométrico (cómo se transforma la respuesta cruda): </w:t>
+      </w:r>
+      <w:r>
+        <w:t xml:space="preserve">Escala 0-4 según el orden de las opciones listado arriba; reactivo directo, sin inversión.</w:t>
+      </w:r>
+    </w:p>
+    <w:p>
+      <w:pPr>
+        <w:spacing w:after="90"/>
+      </w:pPr>
+      <w:r>
+        <w:rPr>
+          <w:b/>
+          <w:bCs/>
+        </w:rPr>
+        <w:t xml:space="preserve">Reactivos de contraste (par espejo): </w:t>
+      </w:r>
+      <w:r>
+        <w:t xml:space="preserve">R078 (par espejo 4 de la dimensión)</w:t>
+      </w:r>
+    </w:p>
+    <w:p>
+      <w:pPr>
+        <w:spacing w:after="100"/>
+      </w:pPr>
+    </w:p>
+    <w:p>
+      <w:pPr>
+        <w:pStyle w:val="Heading3"/>
+        <w:spacing w:after="100" w:before="200"/>
+      </w:pPr>
+      <w:r>
+        <w:t xml:space="preserve">R078 — Intención futura — indicador 4 (Disposición a usar contactos o recursos institucionales para beneficio…)</w:t>
+      </w:r>
+    </w:p>
+    <w:p>
+      <w:pPr>
+        <w:spacing w:after="90"/>
+      </w:pPr>
+      <w:r>
+        <w:rPr>
+          <w:b/>
+          <w:bCs/>
+        </w:rPr>
+        <w:t xml:space="preserve">Tipo de reactivo: </w:t>
+      </w:r>
+      <w:r>
+        <w:t xml:space="preserve">6-Intención futura</w:t>
+      </w:r>
+    </w:p>
+    <w:p>
+      <w:pPr>
+        <w:spacing w:after="90"/>
+      </w:pPr>
+      <w:r>
+        <w:rPr>
+          <w:b/>
+          <w:bCs/>
+        </w:rPr>
+        <w:t xml:space="preserve">Indicador conductual (Fase 1): </w:t>
+      </w:r>
+      <w:r>
+        <w:t xml:space="preserve">Disposición a usar contactos o recursos institucionales para beneficio personal.</w:t>
+      </w:r>
+    </w:p>
+    <w:p>
+      <w:pPr>
+        <w:spacing w:after="90"/>
+      </w:pPr>
+      <w:r>
+        <w:rPr>
+          <w:b/>
+          <w:bCs/>
+        </w:rPr>
+        <w:t xml:space="preserve">Pregunta completa (variante base): </w:t>
+      </w:r>
+      <w:r>
+        <w:t xml:space="preserve">Si tuvieras contactos o recursos institucionales que podrían ayudarte en un asunto personal, ¿qué tan de acuerdo estás con que evitarías usarlos para eso, incluso si sería más fácil?</w:t>
+      </w:r>
+    </w:p>
+    <w:p>
+      <w:pPr>
+        <w:spacing w:after="60"/>
+      </w:pPr>
+      <w:r>
+        <w:rPr>
+          <w:b/>
+          <w:bCs/>
+        </w:rPr>
+        <w:t xml:space="preserve">Variantes de redacción (se muestra 1 al azar por aplicación):</w:t>
+      </w:r>
+    </w:p>
+    <w:p>
+      <w:pPr>
+        <w:spacing w:after="60"/>
+        <w:ind w:left="200"/>
+      </w:pPr>
+      <w:r>
+        <w:t xml:space="preserve">Variante 1 (base): Si tuvieras contactos o recursos institucionales que podrían ayudarte en un asunto personal, ¿qué tan de acuerdo estás con que evitarías usarlos para eso, incluso si sería más fácil?</w:t>
+      </w:r>
+    </w:p>
+    <w:p>
+      <w:pPr>
+        <w:spacing w:after="60"/>
+        <w:ind w:left="200"/>
+      </w:pPr>
+      <w:r>
+        <w:t xml:space="preserve">Variante 2: Imagina que tuvieras contactos o recursos institucionales que podrían ayudarte en un asunto personal. ¿Qué tan de acuerdo estás con que evitarías usarlos para eso, incluso si sería más fácil?</w:t>
+      </w:r>
+    </w:p>
+    <w:p>
+      <w:pPr>
+        <w:spacing w:after="60"/>
+        <w:ind w:left="200"/>
+      </w:pPr>
+      <w:r>
+        <w:t xml:space="preserve">Variante 3: Ante esta situación: tuvieras contactos o recursos institucionales que podrían ayudarte en un asunto personal, ¿qué tan de acuerdo estás con que evitarías usarlos para eso, incluso si sería más fácil?</w:t>
+      </w:r>
+    </w:p>
+    <w:p>
+      <w:pPr>
+        <w:spacing w:after="60"/>
+        <w:ind w:left="200"/>
+      </w:pPr>
+      <w:r>
+        <w:t xml:space="preserve">Variante 4: Supón que tuvieras contactos o recursos institucionales que podrían ayudarte en un asunto personal. ¿Qué tan de acuerdo estás en que evitarías usarlos para eso, incluso si sería más fácil?</w:t>
+      </w:r>
+    </w:p>
+    <w:p>
+      <w:pPr>
+        <w:spacing w:after="60"/>
+        <w:ind w:left="200"/>
+      </w:pPr>
+      <w:r>
+        <w:t xml:space="preserve">Variante 5: Tuvieras contactos o recursos institucionales que podrían ayudarte en un asunto personal. ¿Qué tan de acuerdo estás con que evitarías usarlos para eso, incluso si sería más fácil?</w:t>
+      </w:r>
+    </w:p>
+    <w:p>
+      <w:pPr>
+        <w:spacing w:after="90"/>
+      </w:pPr>
+      <w:r>
+        <w:rPr>
+          <w:b/>
+          <w:bCs/>
+        </w:rPr>
+        <w:t xml:space="preserve">Opciones de respuesta y valor de cada una: </w:t>
+      </w:r>
+      <w:r>
+        <w:t xml:space="preserve">Totalmente en desacuerdo (0) / En desacuerdo (1) / Algo de acuerdo (2) / De acuerdo (3) / Totalmente de acuerdo (4)</w:t>
+      </w:r>
+    </w:p>
+    <w:p>
+      <w:pPr>
+        <w:spacing w:after="90"/>
+      </w:pPr>
+      <w:r>
+        <w:rPr>
+          <w:b/>
+          <w:bCs/>
+        </w:rPr>
+        <w:t xml:space="preserve">Dirección: </w:t>
+      </w:r>
+      <w:r>
+        <w:t xml:space="preserve">Inverso</w:t>
+      </w:r>
+    </w:p>
+    <w:p>
+      <w:pPr>
+        <w:spacing w:after="90"/>
+      </w:pPr>
+      <w:r>
+        <w:rPr>
+          <w:b/>
+          <w:bCs/>
+        </w:rPr>
+        <w:t xml:space="preserve">Respuesta de menor riesgo: </w:t>
+      </w:r>
+      <w:r>
+        <w:t xml:space="preserve">Totalmente de acuerdo (valor 4)</w:t>
+      </w:r>
+    </w:p>
+    <w:p>
+      <w:pPr>
+        <w:spacing w:after="90"/>
+      </w:pPr>
+      <w:r>
+        <w:rPr>
+          <w:b/>
+          <w:bCs/>
+        </w:rPr>
+        <w:t xml:space="preserve">Valor psicométrico (cómo se transforma la respuesta cruda): </w:t>
+      </w:r>
+      <w:r>
+        <w:t xml:space="preserve">Escala 0-4 según el orden de las opciones listado arriba; reactivo inverso: el valor de reactivo se calcula como 4 menos la respuesta cruda.</w:t>
+      </w:r>
+    </w:p>
+    <w:p>
+      <w:pPr>
+        <w:spacing w:after="90"/>
+      </w:pPr>
+      <w:r>
+        <w:rPr>
+          <w:b/>
+          <w:bCs/>
+        </w:rPr>
+        <w:t xml:space="preserve">Reactivos de contraste (par espejo): </w:t>
+      </w:r>
+      <w:r>
+        <w:t xml:space="preserve">R077 (par espejo 4 de la dimensión)</w:t>
+      </w:r>
+    </w:p>
+    <w:p>
+      <w:pPr>
+        <w:spacing w:after="100"/>
+      </w:pPr>
+    </w:p>
+    <w:p>
+      <w:pPr>
+        <w:pStyle w:val="Heading3"/>
+        <w:spacing w:after="100" w:before="200"/>
+      </w:pPr>
+      <w:r>
+        <w:t xml:space="preserve">R079 — Escenario/dilema — indicador 1 (Uso de equipos o materiales organizacionales para asuntos personales.)</w:t>
+      </w:r>
+    </w:p>
+    <w:p>
+      <w:pPr>
+        <w:spacing w:after="90"/>
+      </w:pPr>
+      <w:r>
+        <w:rPr>
+          <w:b/>
+          <w:bCs/>
+        </w:rPr>
+        <w:t xml:space="preserve">Tipo de reactivo: </w:t>
+      </w:r>
+      <w:r>
+        <w:t xml:space="preserve">4-Escenario/dilema</w:t>
+      </w:r>
+    </w:p>
+    <w:p>
+      <w:pPr>
+        <w:spacing w:after="90"/>
+      </w:pPr>
+      <w:r>
+        <w:rPr>
+          <w:b/>
+          <w:bCs/>
+        </w:rPr>
+        <w:t xml:space="preserve">Indicador conductual (Fase 1): </w:t>
+      </w:r>
+      <w:r>
+        <w:t xml:space="preserve">Uso de equipos o materiales organizacionales para asuntos personales.</w:t>
+      </w:r>
+    </w:p>
+    <w:p>
+      <w:pPr>
+        <w:spacing w:after="90"/>
+      </w:pPr>
+      <w:r>
+        <w:rPr>
+          <w:b/>
+          <w:bCs/>
+        </w:rPr>
+        <w:t xml:space="preserve">Pregunta completa (variante base): </w:t>
+      </w:r>
+      <w:r>
+        <w:t xml:space="preserve">Imagina que tienes un asunto personal que podrías resolver rápido usando un equipo o un material de tu trabajo, sin que nadie se entere. ¿Qué tan probable es que uses el equipo o material para resolverlo?</w:t>
+      </w:r>
+    </w:p>
+    <w:p>
+      <w:pPr>
+        <w:spacing w:after="60"/>
+      </w:pPr>
+      <w:r>
+        <w:rPr>
+          <w:b/>
+          <w:bCs/>
+        </w:rPr>
+        <w:t xml:space="preserve">Variantes de redacción (se muestra 1 al azar por aplicación):</w:t>
+      </w:r>
+    </w:p>
+    <w:p>
+      <w:pPr>
+        <w:spacing w:after="60"/>
+        <w:ind w:left="200"/>
+      </w:pPr>
+      <w:r>
+        <w:t xml:space="preserve">Variante 1 (base): Imagina que tienes un asunto personal que podrías resolver rápido usando un equipo o un material de tu trabajo, sin que nadie se entere. ¿Qué tan probable es que uses el equipo o material para resolverlo?</w:t>
+      </w:r>
+    </w:p>
+    <w:p>
+      <w:pPr>
+        <w:spacing w:after="60"/>
+        <w:ind w:left="200"/>
+      </w:pPr>
+      <w:r>
+        <w:t xml:space="preserve">Variante 2: Supón que tienes un asunto personal que podrías resolver rápido usando un equipo o un material de tu trabajo, sin que nadie se entere. ¿Qué tan probable es que uses el equipo o material para resolverlo?</w:t>
+      </w:r>
+    </w:p>
+    <w:p>
+      <w:pPr>
+        <w:spacing w:after="60"/>
+        <w:ind w:left="200"/>
+      </w:pPr>
+      <w:r>
+        <w:t xml:space="preserve">Variante 3: Piensa en la siguiente situación: tienes un asunto personal que podrías resolver rápido usando un equipo o un material de tu trabajo, sin que nadie se entere. ¿Qué tan probable es que uses el equipo o material para resolverlo?</w:t>
+      </w:r>
+    </w:p>
+    <w:p>
+      <w:pPr>
+        <w:spacing w:after="60"/>
+        <w:ind w:left="200"/>
+      </w:pPr>
+      <w:r>
+        <w:t xml:space="preserve">Variante 4: Si te encontraras en esta situación: tienes un asunto personal que podrías resolver rápido usando un equipo o un material de tu trabajo, sin que nadie se entere, ¿qué tan probable es que uses el equipo o material para resolverlo?</w:t>
+      </w:r>
+    </w:p>
+    <w:p>
+      <w:pPr>
+        <w:spacing w:after="60"/>
+        <w:ind w:left="200"/>
+      </w:pPr>
+      <w:r>
+        <w:t xml:space="preserve">Variante 5: Tienes un asunto personal que podrías resolver rápido usando un equipo o un material de tu trabajo, sin que nadie se entere. ¿Qué tan probable dirías que es que uses el equipo o material para resolverlo?</w:t>
+      </w:r>
+    </w:p>
+    <w:p>
+      <w:pPr>
+        <w:spacing w:after="90"/>
+      </w:pPr>
+      <w:r>
+        <w:rPr>
+          <w:b/>
+          <w:bCs/>
+        </w:rPr>
+        <w:t xml:space="preserve">Opciones de respuesta y valor de cada una: </w:t>
+      </w:r>
+      <w:r>
+        <w:t xml:space="preserve">Nada probable (0) / Poco probable (1) / Algo probable (2) / Muy probable (3)</w:t>
+      </w:r>
+    </w:p>
+    <w:p>
+      <w:pPr>
+        <w:spacing w:after="90"/>
+      </w:pPr>
+      <w:r>
+        <w:rPr>
+          <w:b/>
+          <w:bCs/>
+        </w:rPr>
+        <w:t xml:space="preserve">Dirección: </w:t>
+      </w:r>
+      <w:r>
+        <w:t xml:space="preserve">Directo</w:t>
+      </w:r>
+    </w:p>
+    <w:p>
+      <w:pPr>
+        <w:spacing w:after="90"/>
+      </w:pPr>
+      <w:r>
+        <w:rPr>
+          <w:b/>
+          <w:bCs/>
+        </w:rPr>
+        <w:t xml:space="preserve">Respuesta de menor riesgo: </w:t>
+      </w:r>
+      <w:r>
+        <w:t xml:space="preserve">Nada probable (valor 0)</w:t>
+      </w:r>
+    </w:p>
+    <w:p>
+      <w:pPr>
+        <w:spacing w:after="90"/>
+      </w:pPr>
+      <w:r>
+        <w:rPr>
+          <w:b/>
+          <w:bCs/>
+        </w:rPr>
+        <w:t xml:space="preserve">Valor psicométrico (cómo se transforma la respuesta cruda): </w:t>
+      </w:r>
+      <w:r>
+        <w:t xml:space="preserve">Escala 0-3 según el orden de las opciones listado arriba; reactivo directo, sin inversión.</w:t>
+      </w:r>
+    </w:p>
+    <w:p>
+      <w:pPr>
+        <w:spacing w:after="90"/>
+      </w:pPr>
+      <w:r>
+        <w:rPr>
+          <w:b/>
+          <w:bCs/>
+        </w:rPr>
+        <w:t xml:space="preserve">Reactivos de contraste (par espejo): </w:t>
+      </w:r>
+      <w:r>
+        <w:t xml:space="preserve">R080 (par espejo 5 de la dimensión)</w:t>
+      </w:r>
+    </w:p>
+    <w:p>
+      <w:pPr>
+        <w:spacing w:after="100"/>
+      </w:pPr>
+    </w:p>
+    <w:p>
+      <w:pPr>
+        <w:pStyle w:val="Heading3"/>
+        <w:spacing w:after="100" w:before="200"/>
+      </w:pPr>
+      <w:r>
+        <w:t xml:space="preserve">R080 — Percepción de terceros — indicador 1 (Uso de equipos o materiales organizacionales para asuntos personales.)</w:t>
+      </w:r>
+    </w:p>
+    <w:p>
+      <w:pPr>
+        <w:spacing w:after="90"/>
+      </w:pPr>
+      <w:r>
+        <w:rPr>
+          <w:b/>
+          <w:bCs/>
+        </w:rPr>
+        <w:t xml:space="preserve">Tipo de reactivo: </w:t>
+      </w:r>
+      <w:r>
+        <w:t xml:space="preserve">2-Percepción de terceros</w:t>
+      </w:r>
+    </w:p>
+    <w:p>
+      <w:pPr>
+        <w:spacing w:after="90"/>
+      </w:pPr>
+      <w:r>
+        <w:rPr>
+          <w:b/>
+          <w:bCs/>
+        </w:rPr>
+        <w:t xml:space="preserve">Indicador conductual (Fase 1): </w:t>
+      </w:r>
+      <w:r>
+        <w:t xml:space="preserve">Uso de equipos o materiales organizacionales para asuntos personales.</w:t>
+      </w:r>
+    </w:p>
+    <w:p>
+      <w:pPr>
+        <w:spacing w:after="90"/>
+      </w:pPr>
+      <w:r>
+        <w:rPr>
+          <w:b/>
+          <w:bCs/>
+        </w:rPr>
+        <w:t xml:space="preserve">Pregunta completa (variante base): </w:t>
+      </w:r>
+      <w:r>
+        <w:t xml:space="preserve">En tu experiencia, ¿qué tan frecuente dirías que es que las personas de tu entorno laboral usen equipos o materiales de su trabajo para asuntos personales?</w:t>
+      </w:r>
+    </w:p>
+    <w:p>
+      <w:pPr>
+        <w:spacing w:after="60"/>
+      </w:pPr>
+      <w:r>
+        <w:rPr>
+          <w:b/>
+          <w:bCs/>
+        </w:rPr>
+        <w:t xml:space="preserve">Variantes de redacción (se muestra 1 al azar por aplicación):</w:t>
+      </w:r>
+    </w:p>
+    <w:p>
+      <w:pPr>
+        <w:spacing w:after="60"/>
+        <w:ind w:left="200"/>
+      </w:pPr>
+      <w:r>
+        <w:t xml:space="preserve">Variante 1 (base): En tu experiencia, ¿qué tan frecuente dirías que es que las personas de tu entorno laboral usen equipos o materiales de su trabajo para asuntos personales?</w:t>
+      </w:r>
+    </w:p>
+    <w:p>
+      <w:pPr>
+        <w:spacing w:after="60"/>
+        <w:ind w:left="200"/>
+      </w:pPr>
+      <w:r>
+        <w:t xml:space="preserve">Variante 2: Pensando en las personas de tu entorno laboral, ¿con qué frecuencia dirías que ocurre que las personas de tu entorno laboral usen equipos o materiales de su trabajo para asuntos personales?</w:t>
+      </w:r>
+    </w:p>
+    <w:p>
+      <w:pPr>
+        <w:spacing w:after="60"/>
+        <w:ind w:left="200"/>
+      </w:pPr>
+      <w:r>
+        <w:t xml:space="preserve">Variante 3: ¿Qué tan seguido dirías que observas que las personas de tu entorno laboral usen equipos o materiales de su trabajo para asuntos personales?</w:t>
+      </w:r>
+    </w:p>
+    <w:p>
+      <w:pPr>
+        <w:spacing w:after="60"/>
+        <w:ind w:left="200"/>
+      </w:pPr>
+      <w:r>
+        <w:t xml:space="preserve">Variante 4: Según lo que has visto, ¿qué tan común dirías que es que las personas de tu entorno laboral usen equipos o materiales de su trabajo para asuntos personales?</w:t>
+      </w:r>
+    </w:p>
+    <w:p>
+      <w:pPr>
+        <w:spacing w:after="60"/>
+        <w:ind w:left="200"/>
+      </w:pPr>
+      <w:r>
+        <w:t xml:space="preserve">Variante 5: En tu entorno, ¿qué tan frecuentemente dirías que sucede que las personas de tu entorno laboral usen equipos o materiales de su trabajo para asuntos personales?</w:t>
+      </w:r>
+    </w:p>
+    <w:p>
+      <w:pPr>
+        <w:spacing w:after="90"/>
+      </w:pPr>
+      <w:r>
+        <w:rPr>
+          <w:b/>
+          <w:bCs/>
+        </w:rPr>
+        <w:t xml:space="preserve">Opciones de respuesta y valor de cada una: </w:t>
+      </w:r>
+      <w:r>
+        <w:t xml:space="preserve">Nunca o muy raro (0) / Ocasionalmente (1) / Con cierta frecuencia (2) / Muy frecuentemente (3)</w:t>
+      </w:r>
+    </w:p>
+    <w:p>
+      <w:pPr>
+        <w:spacing w:after="90"/>
+      </w:pPr>
+      <w:r>
+        <w:rPr>
+          <w:b/>
+          <w:bCs/>
+        </w:rPr>
+        <w:t xml:space="preserve">Dirección: </w:t>
+      </w:r>
+      <w:r>
+        <w:t xml:space="preserve">Directo</w:t>
+      </w:r>
+    </w:p>
+    <w:p>
+      <w:pPr>
+        <w:spacing w:after="90"/>
+      </w:pPr>
+      <w:r>
+        <w:rPr>
+          <w:b/>
+          <w:bCs/>
+        </w:rPr>
+        <w:t xml:space="preserve">Respuesta de menor riesgo: </w:t>
+      </w:r>
+      <w:r>
+        <w:t xml:space="preserve">Nunca o muy raro (valor 0)</w:t>
+      </w:r>
+    </w:p>
+    <w:p>
+      <w:pPr>
+        <w:spacing w:after="90"/>
+      </w:pPr>
+      <w:r>
+        <w:rPr>
+          <w:b/>
+          <w:bCs/>
+        </w:rPr>
+        <w:t xml:space="preserve">Valor psicométrico (cómo se transforma la respuesta cruda): </w:t>
+      </w:r>
+      <w:r>
+        <w:t xml:space="preserve">Escala 0-3 según el orden de las opciones listado arriba; reactivo directo, sin inversión.</w:t>
+      </w:r>
+    </w:p>
+    <w:p>
+      <w:pPr>
+        <w:spacing w:after="90"/>
+      </w:pPr>
+      <w:r>
+        <w:rPr>
+          <w:b/>
+          <w:bCs/>
+        </w:rPr>
+        <w:t xml:space="preserve">Reactivos de contraste (par espejo): </w:t>
+      </w:r>
+      <w:r>
+        <w:t xml:space="preserve">R079 (par espejo 5 de la dimensión)</w:t>
       </w:r>
     </w:p>
     <w:p>
